--- a/Coding 1 - year/Unit 5 - Functions and Modularity/Daily Lesson Plans/Word/Day 117.docx
+++ b/Coding 1 - year/Unit 5 - Functions and Modularity/Daily Lesson Plans/Word/Day 117.docx
@@ -50,12 +50,15 @@
               </w:rPr>
               <w:t xml:space="preserve">Coding I — Full Year</w:t>
             </w:r>
-          </w:p>
-          <w:p>
-            <w:pPr>
-              <w:spacing w:before="40"/>
-              <w:jc w:val="center"/>
-            </w:pPr>
+            <w:r>
+              <w:rPr>
+                <w:rFonts w:ascii="Arial" w:cs="Arial" w:eastAsia="Arial" w:hAnsi="Arial"/>
+                <w:sz w:val="16"/>
+                <w:szCs w:val="16"/>
+              </w:rPr>
+              <w:br/>
+              <w:t xml:space="preserve"/>
+            </w:r>
             <w:r>
               <w:rPr>
                 <w:rFonts w:ascii="Arial" w:cs="Arial" w:eastAsia="Arial" w:hAnsi="Arial"/>
@@ -83,7 +86,7 @@
           <w:rFonts w:ascii="Arial" w:cs="Arial" w:eastAsia="Arial" w:hAnsi="Arial"/>
           <w:b/>
           <w:bCs/>
-          <w:color w:val="1F3864"/>
+          <w:color w:val="2B5797"/>
           <w:sz w:val="32"/>
           <w:szCs w:val="32"/>
         </w:rPr>
@@ -261,9 +264,9 @@
               <w:right w:val="single" w:color="CCCCCC" w:sz="1"/>
             </w:tcBorders>
             <w:tcMar>
-              <w:top w:type="dxa" w:w="60"/>
+              <w:top w:type="dxa" w:w="80"/>
               <w:left w:type="dxa" w:w="120"/>
-              <w:bottom w:type="dxa" w:w="60"/>
+              <w:bottom w:type="dxa" w:w="80"/>
               <w:right w:type="dxa" w:w="120"/>
             </w:tcMar>
           </w:tcPr>
@@ -290,20 +293,213 @@
               <w:right w:val="single" w:color="CCCCCC" w:sz="1"/>
             </w:tcBorders>
             <w:tcMar>
-              <w:top w:type="dxa" w:w="60"/>
+              <w:top w:type="dxa" w:w="80"/>
               <w:left w:type="dxa" w:w="120"/>
-              <w:bottom w:type="dxa" w:w="60"/>
+              <w:bottom w:type="dxa" w:w="80"/>
               <w:right w:type="dxa" w:w="120"/>
             </w:tcMar>
           </w:tcPr>
           <w:p>
-            <w:r>
-              <w:rPr>
-                <w:rFonts w:ascii="Arial" w:cs="Arial" w:eastAsia="Arial" w:hAnsi="Arial"/>
-                <w:sz w:val="20"/>
-                <w:szCs w:val="20"/>
+            <w:pPr>
+              <w:spacing w:after="80" w:before="80"/>
+            </w:pPr>
+            <w:r>
+              <w:rPr>
+                <w:rFonts w:ascii="Arial" w:cs="Arial" w:eastAsia="Arial" w:hAnsi="Arial"/>
+                <w:b/>
+                <w:bCs/>
+                <w:i w:val="false"/>
+                <w:iCs w:val="false"/>
+                <w:color w:val="000000"/>
+                <w:sz w:val="22"/>
+                <w:szCs w:val="22"/>
               </w:rPr>
               <w:t xml:space="preserve">Bell Ringer / Review</w:t>
+            </w:r>
+            <w:r>
+              <w:rPr>
+                <w:rFonts w:ascii="Arial" w:cs="Arial" w:eastAsia="Arial" w:hAnsi="Arial"/>
+                <w:sz w:val="20"/>
+                <w:szCs w:val="20"/>
+              </w:rPr>
+              <w:br/>
+              <w:t xml:space="preserve"/>
+            </w:r>
+            <w:r>
+              <w:rPr>
+                <w:rFonts w:ascii="Arial" w:cs="Arial" w:eastAsia="Arial" w:hAnsi="Arial"/>
+                <w:sz w:val="20"/>
+                <w:szCs w:val="20"/>
+              </w:rPr>
+              <w:br/>
+              <w:t xml:space="preserve"/>
+            </w:r>
+            <w:r>
+              <w:rPr>
+                <w:rFonts w:ascii="Arial" w:cs="Arial" w:eastAsia="Arial" w:hAnsi="Arial"/>
+                <w:b/>
+                <w:bCs/>
+                <w:i w:val="false"/>
+                <w:iCs w:val="false"/>
+                <w:color w:val="000000"/>
+                <w:sz w:val="20"/>
+                <w:szCs w:val="20"/>
+              </w:rPr>
+              <w:t xml:space="preserve">Quick Write </w:t>
+            </w:r>
+            <w:r>
+              <w:rPr>
+                <w:rFonts w:ascii="Arial" w:cs="Arial" w:eastAsia="Arial" w:hAnsi="Arial"/>
+                <w:b w:val="false"/>
+                <w:bCs w:val="false"/>
+                <w:i w:val="false"/>
+                <w:iCs w:val="false"/>
+                <w:color w:val="000000"/>
+                <w:sz w:val="20"/>
+                <w:szCs w:val="20"/>
+              </w:rPr>
+              <w:t xml:space="preserve">(3 min — written or verbal):</w:t>
+            </w:r>
+            <w:r>
+              <w:rPr>
+                <w:rFonts w:ascii="Arial" w:cs="Arial" w:eastAsia="Arial" w:hAnsi="Arial"/>
+                <w:sz w:val="20"/>
+                <w:szCs w:val="20"/>
+              </w:rPr>
+              <w:br/>
+              <w:t xml:space="preserve"/>
+            </w:r>
+            <w:r>
+              <w:rPr>
+                <w:rFonts w:ascii="Arial" w:cs="Arial" w:eastAsia="Arial" w:hAnsi="Arial"/>
+                <w:b w:val="false"/>
+                <w:bCs w:val="false"/>
+                <w:i w:val="false"/>
+                <w:iCs w:val="false"/>
+                <w:color w:val="000000"/>
+                <w:sz w:val="20"/>
+                <w:szCs w:val="20"/>
+              </w:rPr>
+              <w:t xml:space="preserve">    What do you already know about how to apply and explain the fundamentals: function definitions, parameters, arguments, and return values?</w:t>
+            </w:r>
+            <w:r>
+              <w:rPr>
+                <w:rFonts w:ascii="Arial" w:cs="Arial" w:eastAsia="Arial" w:hAnsi="Arial"/>
+                <w:sz w:val="20"/>
+                <w:szCs w:val="20"/>
+              </w:rPr>
+              <w:br/>
+              <w:t xml:space="preserve"/>
+            </w:r>
+            <w:r>
+              <w:rPr>
+                <w:rFonts w:ascii="Arial" w:cs="Arial" w:eastAsia="Arial" w:hAnsi="Arial"/>
+                <w:sz w:val="20"/>
+                <w:szCs w:val="20"/>
+              </w:rPr>
+              <w:br/>
+              <w:t xml:space="preserve"/>
+            </w:r>
+            <w:r>
+              <w:rPr>
+                <w:rFonts w:ascii="Arial" w:cs="Arial" w:eastAsia="Arial" w:hAnsi="Arial"/>
+                <w:b/>
+                <w:bCs/>
+                <w:i w:val="false"/>
+                <w:iCs w:val="false"/>
+                <w:color w:val="000000"/>
+                <w:sz w:val="20"/>
+                <w:szCs w:val="20"/>
+              </w:rPr>
+              <w:t xml:space="preserve">Vocabulary Preview — </w:t>
+            </w:r>
+            <w:r>
+              <w:rPr>
+                <w:rFonts w:ascii="Arial" w:cs="Arial" w:eastAsia="Arial" w:hAnsi="Arial"/>
+                <w:b w:val="false"/>
+                <w:bCs w:val="false"/>
+                <w:i w:val="false"/>
+                <w:iCs w:val="false"/>
+                <w:color w:val="000000"/>
+                <w:sz w:val="20"/>
+                <w:szCs w:val="20"/>
+              </w:rPr>
+              <w:t xml:space="preserve">terms we'll use today:</w:t>
+            </w:r>
+            <w:r>
+              <w:rPr>
+                <w:rFonts w:ascii="Arial" w:cs="Arial" w:eastAsia="Arial" w:hAnsi="Arial"/>
+                <w:sz w:val="20"/>
+                <w:szCs w:val="20"/>
+              </w:rPr>
+              <w:br/>
+              <w:t xml:space="preserve"/>
+            </w:r>
+            <w:r>
+              <w:rPr>
+                <w:rFonts w:ascii="Arial" w:cs="Arial" w:eastAsia="Arial" w:hAnsi="Arial"/>
+                <w:b w:val="false"/>
+                <w:bCs w:val="false"/>
+                <w:i w:val="false"/>
+                <w:iCs w:val="false"/>
+                <w:color w:val="000000"/>
+                <w:sz w:val="20"/>
+                <w:szCs w:val="20"/>
+              </w:rPr>
+              <w:t xml:space="preserve">    • Parameter   •   Argument</w:t>
+            </w:r>
+            <w:r>
+              <w:rPr>
+                <w:rFonts w:ascii="Arial" w:cs="Arial" w:eastAsia="Arial" w:hAnsi="Arial"/>
+                <w:sz w:val="20"/>
+                <w:szCs w:val="20"/>
+              </w:rPr>
+              <w:br/>
+              <w:t xml:space="preserve"/>
+            </w:r>
+            <w:r>
+              <w:rPr>
+                <w:rFonts w:ascii="Arial" w:cs="Arial" w:eastAsia="Arial" w:hAnsi="Arial"/>
+                <w:sz w:val="20"/>
+                <w:szCs w:val="20"/>
+              </w:rPr>
+              <w:br/>
+              <w:t xml:space="preserve"/>
+            </w:r>
+            <w:r>
+              <w:rPr>
+                <w:rFonts w:ascii="Arial" w:cs="Arial" w:eastAsia="Arial" w:hAnsi="Arial"/>
+                <w:b w:val="false"/>
+                <w:bCs w:val="false"/>
+                <w:i/>
+                <w:iCs/>
+                <w:color w:val="444444"/>
+                <w:sz w:val="20"/>
+                <w:szCs w:val="20"/>
+              </w:rPr>
+              <w:t xml:space="preserve">Today's Goal: By the end of class you will be able to apply and explain the fundamentals: function definitions, parameters, arguments, and return values.</w:t>
+            </w:r>
+            <w:r>
+              <w:rPr>
+                <w:rFonts w:ascii="Arial" w:cs="Arial" w:eastAsia="Arial" w:hAnsi="Arial"/>
+                <w:sz w:val="20"/>
+                <w:szCs w:val="20"/>
+              </w:rPr>
+              <w:br/>
+              <w:t xml:space="preserve"/>
+            </w:r>
+            <w:r>
+              <w:rPr>
+                <w:rFonts w:ascii="Arial" w:cs="Arial" w:eastAsia="Arial" w:hAnsi="Arial"/>
+                <w:b w:val="false"/>
+                <w:bCs w:val="false"/>
+                <w:i/>
+                <w:iCs/>
+                <w:color w:val="555555"/>
+                <w:sz w:val="20"/>
+                <w:szCs w:val="20"/>
+              </w:rPr>
+              <w:t xml:space="preserve">→ Pair-share your response, then 2–3 students share with the class.</w:t>
             </w:r>
           </w:p>
         </w:tc>
@@ -319,9 +515,9 @@
               <w:right w:val="single" w:color="CCCCCC" w:sz="1"/>
             </w:tcBorders>
             <w:tcMar>
-              <w:top w:type="dxa" w:w="60"/>
+              <w:top w:type="dxa" w:w="80"/>
               <w:left w:type="dxa" w:w="120"/>
-              <w:bottom w:type="dxa" w:w="60"/>
+              <w:bottom w:type="dxa" w:w="80"/>
               <w:right w:type="dxa" w:w="120"/>
             </w:tcMar>
           </w:tcPr>
@@ -348,20 +544,415 @@
               <w:right w:val="single" w:color="CCCCCC" w:sz="1"/>
             </w:tcBorders>
             <w:tcMar>
-              <w:top w:type="dxa" w:w="60"/>
+              <w:top w:type="dxa" w:w="80"/>
               <w:left w:type="dxa" w:w="120"/>
-              <w:bottom w:type="dxa" w:w="60"/>
+              <w:bottom w:type="dxa" w:w="80"/>
               <w:right w:type="dxa" w:w="120"/>
             </w:tcMar>
           </w:tcPr>
           <w:p>
-            <w:r>
-              <w:rPr>
-                <w:rFonts w:ascii="Arial" w:cs="Arial" w:eastAsia="Arial" w:hAnsi="Arial"/>
-                <w:sz w:val="20"/>
-                <w:szCs w:val="20"/>
-              </w:rPr>
-              <w:t xml:space="preserve">Mini Lesson: Review — Function Syntax, Parameters, Return Values</w:t>
+            <w:pPr>
+              <w:spacing w:after="80" w:before="80"/>
+            </w:pPr>
+            <w:r>
+              <w:rPr>
+                <w:rFonts w:ascii="Arial" w:cs="Arial" w:eastAsia="Arial" w:hAnsi="Arial"/>
+                <w:b/>
+                <w:bCs/>
+                <w:i w:val="false"/>
+                <w:iCs w:val="false"/>
+                <w:color w:val="000000"/>
+                <w:sz w:val="22"/>
+                <w:szCs w:val="22"/>
+              </w:rPr>
+              <w:t xml:space="preserve">Mini Lesson: </w:t>
+            </w:r>
+            <w:r>
+              <w:rPr>
+                <w:rFonts w:ascii="Arial" w:cs="Arial" w:eastAsia="Arial" w:hAnsi="Arial"/>
+                <w:b w:val="false"/>
+                <w:bCs w:val="false"/>
+                <w:i w:val="false"/>
+                <w:iCs w:val="false"/>
+                <w:color w:val="000000"/>
+                <w:sz w:val="22"/>
+                <w:szCs w:val="22"/>
+              </w:rPr>
+              <w:t xml:space="preserve">Review — Function Syntax, Parameters, Return Values</w:t>
+            </w:r>
+            <w:r>
+              <w:rPr>
+                <w:rFonts w:ascii="Arial" w:cs="Arial" w:eastAsia="Arial" w:hAnsi="Arial"/>
+                <w:sz w:val="20"/>
+                <w:szCs w:val="20"/>
+              </w:rPr>
+              <w:br/>
+              <w:t xml:space="preserve"/>
+            </w:r>
+            <w:r>
+              <w:rPr>
+                <w:rFonts w:ascii="Arial" w:cs="Arial" w:eastAsia="Arial" w:hAnsi="Arial"/>
+                <w:sz w:val="20"/>
+                <w:szCs w:val="20"/>
+              </w:rPr>
+              <w:br/>
+              <w:t xml:space="preserve"/>
+            </w:r>
+            <w:r>
+              <w:rPr>
+                <w:rFonts w:ascii="Arial" w:cs="Arial" w:eastAsia="Arial" w:hAnsi="Arial"/>
+                <w:b/>
+                <w:bCs/>
+                <w:i/>
+                <w:iCs/>
+                <w:color w:val="000000"/>
+                <w:sz w:val="20"/>
+                <w:szCs w:val="20"/>
+              </w:rPr>
+              <w:t xml:space="preserve">Learning Target: </w:t>
+            </w:r>
+            <w:r>
+              <w:rPr>
+                <w:rFonts w:ascii="Arial" w:cs="Arial" w:eastAsia="Arial" w:hAnsi="Arial"/>
+                <w:b w:val="false"/>
+                <w:bCs w:val="false"/>
+                <w:i/>
+                <w:iCs/>
+                <w:color w:val="333333"/>
+                <w:sz w:val="20"/>
+                <w:szCs w:val="20"/>
+              </w:rPr>
+              <w:t xml:space="preserve">I can apply and explain the fundamentals: function definitions, parameters, arguments, and return values.</w:t>
+            </w:r>
+            <w:r>
+              <w:rPr>
+                <w:rFonts w:ascii="Arial" w:cs="Arial" w:eastAsia="Arial" w:hAnsi="Arial"/>
+                <w:sz w:val="20"/>
+                <w:szCs w:val="20"/>
+              </w:rPr>
+              <w:br/>
+              <w:t xml:space="preserve"/>
+            </w:r>
+            <w:r>
+              <w:rPr>
+                <w:rFonts w:ascii="Arial" w:cs="Arial" w:eastAsia="Arial" w:hAnsi="Arial"/>
+                <w:sz w:val="20"/>
+                <w:szCs w:val="20"/>
+              </w:rPr>
+              <w:br/>
+              <w:t xml:space="preserve"/>
+            </w:r>
+            <w:r>
+              <w:rPr>
+                <w:rFonts w:ascii="Arial" w:cs="Arial" w:eastAsia="Arial" w:hAnsi="Arial"/>
+                <w:b/>
+                <w:bCs/>
+                <w:i w:val="false"/>
+                <w:iCs w:val="false"/>
+                <w:color w:val="000000"/>
+                <w:sz w:val="20"/>
+                <w:szCs w:val="20"/>
+              </w:rPr>
+              <w:t xml:space="preserve">Key Concepts:</w:t>
+            </w:r>
+            <w:r>
+              <w:rPr>
+                <w:rFonts w:ascii="Arial" w:cs="Arial" w:eastAsia="Arial" w:hAnsi="Arial"/>
+                <w:sz w:val="20"/>
+                <w:szCs w:val="20"/>
+              </w:rPr>
+              <w:br/>
+              <w:t xml:space="preserve"/>
+            </w:r>
+            <w:r>
+              <w:rPr>
+                <w:rFonts w:ascii="Arial" w:cs="Arial" w:eastAsia="Arial" w:hAnsi="Arial"/>
+                <w:b w:val="false"/>
+                <w:bCs w:val="false"/>
+                <w:i w:val="false"/>
+                <w:iCs w:val="false"/>
+                <w:color w:val="000000"/>
+                <w:sz w:val="20"/>
+                <w:szCs w:val="20"/>
+              </w:rPr>
+              <w:t xml:space="preserve">    • def keyword starts definition</w:t>
+            </w:r>
+            <w:r>
+              <w:rPr>
+                <w:rFonts w:ascii="Arial" w:cs="Arial" w:eastAsia="Arial" w:hAnsi="Arial"/>
+                <w:sz w:val="20"/>
+                <w:szCs w:val="20"/>
+              </w:rPr>
+              <w:br/>
+              <w:t xml:space="preserve"/>
+            </w:r>
+            <w:r>
+              <w:rPr>
+                <w:rFonts w:ascii="Arial" w:cs="Arial" w:eastAsia="Arial" w:hAnsi="Arial"/>
+                <w:b w:val="false"/>
+                <w:bCs w:val="false"/>
+                <w:i w:val="false"/>
+                <w:iCs w:val="false"/>
+                <w:color w:val="000000"/>
+                <w:sz w:val="20"/>
+                <w:szCs w:val="20"/>
+              </w:rPr>
+              <w:t xml:space="preserve">    • Name should be descriptive, lowercase with underscores</w:t>
+            </w:r>
+            <w:r>
+              <w:rPr>
+                <w:rFonts w:ascii="Arial" w:cs="Arial" w:eastAsia="Arial" w:hAnsi="Arial"/>
+                <w:sz w:val="20"/>
+                <w:szCs w:val="20"/>
+              </w:rPr>
+              <w:br/>
+              <w:t xml:space="preserve"/>
+            </w:r>
+            <w:r>
+              <w:rPr>
+                <w:rFonts w:ascii="Arial" w:cs="Arial" w:eastAsia="Arial" w:hAnsi="Arial"/>
+                <w:b w:val="false"/>
+                <w:bCs w:val="false"/>
+                <w:i w:val="false"/>
+                <w:iCs w:val="false"/>
+                <w:color w:val="000000"/>
+                <w:sz w:val="20"/>
+                <w:szCs w:val="20"/>
+              </w:rPr>
+              <w:t xml:space="preserve">    • Parameters go in parentheses (can be zero)</w:t>
+            </w:r>
+            <w:r>
+              <w:rPr>
+                <w:rFonts w:ascii="Arial" w:cs="Arial" w:eastAsia="Arial" w:hAnsi="Arial"/>
+                <w:sz w:val="20"/>
+                <w:szCs w:val="20"/>
+              </w:rPr>
+              <w:br/>
+              <w:t xml:space="preserve"/>
+            </w:r>
+            <w:r>
+              <w:rPr>
+                <w:rFonts w:ascii="Arial" w:cs="Arial" w:eastAsia="Arial" w:hAnsi="Arial"/>
+                <w:b w:val="false"/>
+                <w:bCs w:val="false"/>
+                <w:i w:val="false"/>
+                <w:iCs w:val="false"/>
+                <w:color w:val="000000"/>
+                <w:sz w:val="20"/>
+                <w:szCs w:val="20"/>
+              </w:rPr>
+              <w:t xml:space="preserve">    • Colon at the end</w:t>
+            </w:r>
+            <w:r>
+              <w:rPr>
+                <w:rFonts w:ascii="Arial" w:cs="Arial" w:eastAsia="Arial" w:hAnsi="Arial"/>
+                <w:sz w:val="20"/>
+                <w:szCs w:val="20"/>
+              </w:rPr>
+              <w:br/>
+              <w:t xml:space="preserve"/>
+            </w:r>
+            <w:r>
+              <w:rPr>
+                <w:rFonts w:ascii="Arial" w:cs="Arial" w:eastAsia="Arial" w:hAnsi="Arial"/>
+                <w:b w:val="false"/>
+                <w:bCs w:val="false"/>
+                <w:i w:val="false"/>
+                <w:iCs w:val="false"/>
+                <w:color w:val="000000"/>
+                <w:sz w:val="20"/>
+                <w:szCs w:val="20"/>
+              </w:rPr>
+              <w:t xml:space="preserve">    • Body must be indented</w:t>
+            </w:r>
+            <w:r>
+              <w:rPr>
+                <w:rFonts w:ascii="Arial" w:cs="Arial" w:eastAsia="Arial" w:hAnsi="Arial"/>
+                <w:sz w:val="20"/>
+                <w:szCs w:val="20"/>
+              </w:rPr>
+              <w:br/>
+              <w:t xml:space="preserve"/>
+            </w:r>
+            <w:r>
+              <w:rPr>
+                <w:rFonts w:ascii="Arial" w:cs="Arial" w:eastAsia="Arial" w:hAnsi="Arial"/>
+                <w:b w:val="false"/>
+                <w:bCs w:val="false"/>
+                <w:i w:val="false"/>
+                <w:iCs w:val="false"/>
+                <w:color w:val="000000"/>
+                <w:sz w:val="20"/>
+                <w:szCs w:val="20"/>
+              </w:rPr>
+              <w:t xml:space="preserve">    • return sends value back to caller</w:t>
+            </w:r>
+            <w:r>
+              <w:rPr>
+                <w:rFonts w:ascii="Arial" w:cs="Arial" w:eastAsia="Arial" w:hAnsi="Arial"/>
+                <w:sz w:val="20"/>
+                <w:szCs w:val="20"/>
+              </w:rPr>
+              <w:br/>
+              <w:t xml:space="preserve"/>
+            </w:r>
+            <w:r>
+              <w:rPr>
+                <w:rFonts w:ascii="Arial" w:cs="Arial" w:eastAsia="Arial" w:hAnsi="Arial"/>
+                <w:b w:val="false"/>
+                <w:bCs w:val="false"/>
+                <w:i w:val="false"/>
+                <w:iCs w:val="false"/>
+                <w:color w:val="000000"/>
+                <w:sz w:val="20"/>
+                <w:szCs w:val="20"/>
+              </w:rPr>
+              <w:t xml:space="preserve">    • Parameter — Variable in function definition</w:t>
+            </w:r>
+            <w:r>
+              <w:rPr>
+                <w:rFonts w:ascii="Arial" w:cs="Arial" w:eastAsia="Arial" w:hAnsi="Arial"/>
+                <w:sz w:val="20"/>
+                <w:szCs w:val="20"/>
+              </w:rPr>
+              <w:br/>
+              <w:t xml:space="preserve"/>
+            </w:r>
+            <w:r>
+              <w:rPr>
+                <w:rFonts w:ascii="Arial" w:cs="Arial" w:eastAsia="Arial" w:hAnsi="Arial"/>
+                <w:b w:val="false"/>
+                <w:bCs w:val="false"/>
+                <w:i w:val="false"/>
+                <w:iCs w:val="false"/>
+                <w:color w:val="000000"/>
+                <w:sz w:val="20"/>
+                <w:szCs w:val="20"/>
+              </w:rPr>
+              <w:t xml:space="preserve">    • Argument — Actual value passed when calling function</w:t>
+            </w:r>
+            <w:r>
+              <w:rPr>
+                <w:rFonts w:ascii="Arial" w:cs="Arial" w:eastAsia="Arial" w:hAnsi="Arial"/>
+                <w:sz w:val="20"/>
+                <w:szCs w:val="20"/>
+              </w:rPr>
+              <w:br/>
+              <w:t xml:space="preserve"/>
+            </w:r>
+            <w:r>
+              <w:rPr>
+                <w:rFonts w:ascii="Arial" w:cs="Arial" w:eastAsia="Arial" w:hAnsi="Arial"/>
+                <w:sz w:val="20"/>
+                <w:szCs w:val="20"/>
+              </w:rPr>
+              <w:br/>
+              <w:t xml:space="preserve"/>
+            </w:r>
+            <w:r>
+              <w:rPr>
+                <w:rFonts w:ascii="Arial" w:cs="Arial" w:eastAsia="Arial" w:hAnsi="Arial"/>
+                <w:b/>
+                <w:bCs/>
+                <w:i w:val="false"/>
+                <w:iCs w:val="false"/>
+                <w:color w:val="000000"/>
+                <w:sz w:val="20"/>
+                <w:szCs w:val="20"/>
+              </w:rPr>
+              <w:t xml:space="preserve">Vocabulary: </w:t>
+            </w:r>
+            <w:r>
+              <w:rPr>
+                <w:rFonts w:ascii="Arial" w:cs="Arial" w:eastAsia="Arial" w:hAnsi="Arial"/>
+                <w:b w:val="false"/>
+                <w:bCs w:val="false"/>
+                <w:i w:val="false"/>
+                <w:iCs w:val="false"/>
+                <w:color w:val="000000"/>
+                <w:sz w:val="20"/>
+                <w:szCs w:val="20"/>
+              </w:rPr>
+              <w:t xml:space="preserve">Parameter, Argument</w:t>
+            </w:r>
+            <w:r>
+              <w:rPr>
+                <w:rFonts w:ascii="Arial" w:cs="Arial" w:eastAsia="Arial" w:hAnsi="Arial"/>
+                <w:sz w:val="20"/>
+                <w:szCs w:val="20"/>
+              </w:rPr>
+              <w:br/>
+              <w:t xml:space="preserve"/>
+            </w:r>
+            <w:r>
+              <w:rPr>
+                <w:rFonts w:ascii="Arial" w:cs="Arial" w:eastAsia="Arial" w:hAnsi="Arial"/>
+                <w:sz w:val="20"/>
+                <w:szCs w:val="20"/>
+              </w:rPr>
+              <w:br/>
+              <w:t xml:space="preserve"/>
+            </w:r>
+            <w:r>
+              <w:rPr>
+                <w:rFonts w:ascii="Arial" w:cs="Arial" w:eastAsia="Arial" w:hAnsi="Arial"/>
+                <w:b/>
+                <w:bCs/>
+                <w:i/>
+                <w:iCs/>
+                <w:color w:val="555555"/>
+                <w:sz w:val="20"/>
+                <w:szCs w:val="20"/>
+              </w:rPr>
+              <w:t xml:space="preserve">→ Live Demo — </w:t>
+            </w:r>
+            <w:r>
+              <w:rPr>
+                <w:rFonts w:ascii="Arial" w:cs="Arial" w:eastAsia="Arial" w:hAnsi="Arial"/>
+                <w:b w:val="false"/>
+                <w:bCs w:val="false"/>
+                <w:i/>
+                <w:iCs/>
+                <w:color w:val="555555"/>
+                <w:sz w:val="20"/>
+                <w:szCs w:val="20"/>
+              </w:rPr>
+              <w:t xml:space="preserve">type examples as students follow along in their own editor.</w:t>
+            </w:r>
+            <w:r>
+              <w:rPr>
+                <w:rFonts w:ascii="Arial" w:cs="Arial" w:eastAsia="Arial" w:hAnsi="Arial"/>
+                <w:sz w:val="20"/>
+                <w:szCs w:val="20"/>
+              </w:rPr>
+              <w:br/>
+              <w:t xml:space="preserve"/>
+            </w:r>
+            <w:r>
+              <w:rPr>
+                <w:rFonts w:ascii="Arial" w:cs="Arial" w:eastAsia="Arial" w:hAnsi="Arial"/>
+                <w:b/>
+                <w:bCs/>
+                <w:i/>
+                <w:iCs/>
+                <w:color w:val="555555"/>
+                <w:sz w:val="20"/>
+                <w:szCs w:val="20"/>
+              </w:rPr>
+              <w:t xml:space="preserve">→ Check for Understanding: </w:t>
+            </w:r>
+            <w:r>
+              <w:rPr>
+                <w:rFonts w:ascii="Arial" w:cs="Arial" w:eastAsia="Arial" w:hAnsi="Arial"/>
+                <w:b w:val="false"/>
+                <w:bCs w:val="false"/>
+                <w:i/>
+                <w:iCs/>
+                <w:color w:val="555555"/>
+                <w:sz w:val="20"/>
+                <w:szCs w:val="20"/>
+              </w:rPr>
+              <w:t xml:space="preserve">pause and cold-call: “Can someone explain what we just did in their own words?”</w:t>
             </w:r>
           </w:p>
         </w:tc>
@@ -377,9 +968,9 @@
               <w:right w:val="single" w:color="CCCCCC" w:sz="1"/>
             </w:tcBorders>
             <w:tcMar>
-              <w:top w:type="dxa" w:w="60"/>
+              <w:top w:type="dxa" w:w="80"/>
               <w:left w:type="dxa" w:w="120"/>
-              <w:bottom w:type="dxa" w:w="60"/>
+              <w:bottom w:type="dxa" w:w="80"/>
               <w:right w:type="dxa" w:w="120"/>
             </w:tcMar>
           </w:tcPr>
@@ -392,7 +983,7 @@
                 <w:sz w:val="20"/>
                 <w:szCs w:val="20"/>
               </w:rPr>
-              <w:t xml:space="preserve">15-20 min</w:t>
+              <w:t xml:space="preserve">15–20 min</w:t>
             </w:r>
           </w:p>
         </w:tc>
@@ -406,20 +997,164 @@
               <w:right w:val="single" w:color="CCCCCC" w:sz="1"/>
             </w:tcBorders>
             <w:tcMar>
-              <w:top w:type="dxa" w:w="60"/>
+              <w:top w:type="dxa" w:w="80"/>
               <w:left w:type="dxa" w:w="120"/>
-              <w:bottom w:type="dxa" w:w="60"/>
+              <w:bottom w:type="dxa" w:w="80"/>
               <w:right w:type="dxa" w:w="120"/>
             </w:tcMar>
           </w:tcPr>
           <w:p>
-            <w:r>
-              <w:rPr>
-                <w:rFonts w:ascii="Arial" w:cs="Arial" w:eastAsia="Arial" w:hAnsi="Arial"/>
-                <w:sz w:val="20"/>
-                <w:szCs w:val="20"/>
+            <w:pPr>
+              <w:spacing w:after="80" w:before="80"/>
+            </w:pPr>
+            <w:r>
+              <w:rPr>
+                <w:rFonts w:ascii="Arial" w:cs="Arial" w:eastAsia="Arial" w:hAnsi="Arial"/>
+                <w:b/>
+                <w:bCs/>
+                <w:i w:val="false"/>
+                <w:iCs w:val="false"/>
+                <w:color w:val="000000"/>
+                <w:sz w:val="22"/>
+                <w:szCs w:val="22"/>
               </w:rPr>
               <w:t xml:space="preserve">Independent Practice / Code Along</w:t>
+            </w:r>
+            <w:r>
+              <w:rPr>
+                <w:rFonts w:ascii="Arial" w:cs="Arial" w:eastAsia="Arial" w:hAnsi="Arial"/>
+                <w:sz w:val="20"/>
+                <w:szCs w:val="20"/>
+              </w:rPr>
+              <w:br/>
+              <w:t xml:space="preserve"/>
+            </w:r>
+            <w:r>
+              <w:rPr>
+                <w:rFonts w:ascii="Arial" w:cs="Arial" w:eastAsia="Arial" w:hAnsi="Arial"/>
+                <w:b/>
+                <w:bCs/>
+                <w:i w:val="false"/>
+                <w:iCs w:val="false"/>
+                <w:color w:val="000000"/>
+                <w:sz w:val="20"/>
+                <w:szCs w:val="20"/>
+              </w:rPr>
+              <w:t xml:space="preserve">    Beginner: </w:t>
+            </w:r>
+            <w:r>
+              <w:rPr>
+                <w:rFonts w:ascii="Arial" w:cs="Arial" w:eastAsia="Arial" w:hAnsi="Arial"/>
+                <w:b w:val="false"/>
+                <w:bCs w:val="false"/>
+                <w:i w:val="false"/>
+                <w:iCs w:val="false"/>
+                <w:color w:val="000000"/>
+                <w:sz w:val="20"/>
+                <w:szCs w:val="20"/>
+              </w:rPr>
+              <w:t xml:space="preserve">Write a Function with Parameters Write a function calculate_discount(original_price, discount_percent) that: - Takes an original price and d…</w:t>
+            </w:r>
+            <w:r>
+              <w:rPr>
+                <w:rFonts w:ascii="Arial" w:cs="Arial" w:eastAsia="Arial" w:hAnsi="Arial"/>
+                <w:sz w:val="20"/>
+                <w:szCs w:val="20"/>
+              </w:rPr>
+              <w:br/>
+              <w:t xml:space="preserve"/>
+            </w:r>
+            <w:r>
+              <w:rPr>
+                <w:rFonts w:ascii="Arial" w:cs="Arial" w:eastAsia="Arial" w:hAnsi="Arial"/>
+                <w:b/>
+                <w:bCs/>
+                <w:i w:val="false"/>
+                <w:iCs w:val="false"/>
+                <w:color w:val="000000"/>
+                <w:sz w:val="20"/>
+                <w:szCs w:val="20"/>
+              </w:rPr>
+              <w:t xml:space="preserve">    Intermediate: </w:t>
+            </w:r>
+            <w:r>
+              <w:rPr>
+                <w:rFonts w:ascii="Arial" w:cs="Arial" w:eastAsia="Arial" w:hAnsi="Arial"/>
+                <w:b w:val="false"/>
+                <w:bCs w:val="false"/>
+                <w:i w:val="false"/>
+                <w:iCs w:val="false"/>
+                <w:color w:val="000000"/>
+                <w:sz w:val="20"/>
+                <w:szCs w:val="20"/>
+              </w:rPr>
+              <w:t xml:space="preserve">Function That Returns Different Types Write a function validate_age(age) that: - Takes an age (integer) - Returns True if age &gt;= 18, False o…</w:t>
+            </w:r>
+            <w:r>
+              <w:rPr>
+                <w:rFonts w:ascii="Arial" w:cs="Arial" w:eastAsia="Arial" w:hAnsi="Arial"/>
+                <w:sz w:val="20"/>
+                <w:szCs w:val="20"/>
+              </w:rPr>
+              <w:br/>
+              <w:t xml:space="preserve"/>
+            </w:r>
+            <w:r>
+              <w:rPr>
+                <w:rFonts w:ascii="Arial" w:cs="Arial" w:eastAsia="Arial" w:hAnsi="Arial"/>
+                <w:b/>
+                <w:bCs/>
+                <w:i w:val="false"/>
+                <w:iCs w:val="false"/>
+                <w:color w:val="000000"/>
+                <w:sz w:val="20"/>
+                <w:szCs w:val="20"/>
+              </w:rPr>
+              <w:t xml:space="preserve">    Challenge: </w:t>
+            </w:r>
+            <w:r>
+              <w:rPr>
+                <w:rFonts w:ascii="Arial" w:cs="Arial" w:eastAsia="Arial" w:hAnsi="Arial"/>
+                <w:b w:val="false"/>
+                <w:bCs w:val="false"/>
+                <w:i w:val="false"/>
+                <w:iCs w:val="false"/>
+                <w:color w:val="000000"/>
+                <w:sz w:val="20"/>
+                <w:szCs w:val="20"/>
+              </w:rPr>
+              <w:t xml:space="preserve">Function Composition Write three functions: - double(n) — returns n × 2 - add_ten(n) — returns n + 10 - apply_both(n) — calls double, then a…</w:t>
+            </w:r>
+            <w:r>
+              <w:rPr>
+                <w:rFonts w:ascii="Arial" w:cs="Arial" w:eastAsia="Arial" w:hAnsi="Arial"/>
+                <w:sz w:val="20"/>
+                <w:szCs w:val="20"/>
+              </w:rPr>
+              <w:br/>
+              <w:t xml:space="preserve"/>
+            </w:r>
+            <w:r>
+              <w:rPr>
+                <w:rFonts w:ascii="Arial" w:cs="Arial" w:eastAsia="Arial" w:hAnsi="Arial"/>
+                <w:sz w:val="20"/>
+                <w:szCs w:val="20"/>
+              </w:rPr>
+              <w:br/>
+              <w:t xml:space="preserve"/>
+            </w:r>
+            <w:r>
+              <w:rPr>
+                <w:rFonts w:ascii="Arial" w:cs="Arial" w:eastAsia="Arial" w:hAnsi="Arial"/>
+                <w:b w:val="false"/>
+                <w:bCs w:val="false"/>
+                <w:i/>
+                <w:iCs/>
+                <w:color w:val="555555"/>
+                <w:sz w:val="20"/>
+                <w:szCs w:val="20"/>
+              </w:rPr>
+              <w:t xml:space="preserve">→ Teacher circulates — offer hints, check for understanding.</w:t>
             </w:r>
           </w:p>
         </w:tc>
@@ -435,9 +1170,9 @@
               <w:right w:val="single" w:color="CCCCCC" w:sz="1"/>
             </w:tcBorders>
             <w:tcMar>
-              <w:top w:type="dxa" w:w="60"/>
+              <w:top w:type="dxa" w:w="80"/>
               <w:left w:type="dxa" w:w="120"/>
-              <w:bottom w:type="dxa" w:w="60"/>
+              <w:bottom w:type="dxa" w:w="80"/>
               <w:right w:type="dxa" w:w="120"/>
             </w:tcMar>
           </w:tcPr>
@@ -464,20 +1199,90 @@
               <w:right w:val="single" w:color="CCCCCC" w:sz="1"/>
             </w:tcBorders>
             <w:tcMar>
-              <w:top w:type="dxa" w:w="60"/>
+              <w:top w:type="dxa" w:w="80"/>
               <w:left w:type="dxa" w:w="120"/>
-              <w:bottom w:type="dxa" w:w="60"/>
+              <w:bottom w:type="dxa" w:w="80"/>
               <w:right w:type="dxa" w:w="120"/>
             </w:tcMar>
           </w:tcPr>
           <w:p>
-            <w:r>
-              <w:rPr>
-                <w:rFonts w:ascii="Arial" w:cs="Arial" w:eastAsia="Arial" w:hAnsi="Arial"/>
-                <w:sz w:val="20"/>
-                <w:szCs w:val="20"/>
+            <w:pPr>
+              <w:spacing w:after="80" w:before="80"/>
+            </w:pPr>
+            <w:r>
+              <w:rPr>
+                <w:rFonts w:ascii="Arial" w:cs="Arial" w:eastAsia="Arial" w:hAnsi="Arial"/>
+                <w:b/>
+                <w:bCs/>
+                <w:i w:val="false"/>
+                <w:iCs w:val="false"/>
+                <w:color w:val="000000"/>
+                <w:sz w:val="22"/>
+                <w:szCs w:val="22"/>
               </w:rPr>
               <w:t xml:space="preserve">Exit Ticket / Wrap-Up</w:t>
+            </w:r>
+            <w:r>
+              <w:rPr>
+                <w:rFonts w:ascii="Arial" w:cs="Arial" w:eastAsia="Arial" w:hAnsi="Arial"/>
+                <w:sz w:val="20"/>
+                <w:szCs w:val="20"/>
+              </w:rPr>
+              <w:br/>
+              <w:t xml:space="preserve"/>
+            </w:r>
+            <w:r>
+              <w:rPr>
+                <w:rFonts w:ascii="Arial" w:cs="Arial" w:eastAsia="Arial" w:hAnsi="Arial"/>
+                <w:sz w:val="20"/>
+                <w:szCs w:val="20"/>
+              </w:rPr>
+              <w:br/>
+              <w:t xml:space="preserve"/>
+            </w:r>
+            <w:r>
+              <w:rPr>
+                <w:rFonts w:ascii="Arial" w:cs="Arial" w:eastAsia="Arial" w:hAnsi="Arial"/>
+                <w:b w:val="false"/>
+                <w:bCs w:val="false"/>
+                <w:i w:val="false"/>
+                <w:iCs w:val="false"/>
+                <w:color w:val="000000"/>
+                <w:sz w:val="20"/>
+                <w:szCs w:val="20"/>
+              </w:rPr>
+              <w:t xml:space="preserve">Quick Check: Apply and explain the fundamentals: function definitions, parameters, arguments, and return values?</w:t>
+            </w:r>
+            <w:r>
+              <w:rPr>
+                <w:rFonts w:ascii="Arial" w:cs="Arial" w:eastAsia="Arial" w:hAnsi="Arial"/>
+                <w:sz w:val="20"/>
+                <w:szCs w:val="20"/>
+              </w:rPr>
+              <w:br/>
+              <w:t xml:space="preserve"/>
+            </w:r>
+            <w:r>
+              <w:rPr>
+                <w:rFonts w:ascii="Arial" w:cs="Arial" w:eastAsia="Arial" w:hAnsi="Arial"/>
+                <w:sz w:val="20"/>
+                <w:szCs w:val="20"/>
+              </w:rPr>
+              <w:br/>
+              <w:t xml:space="preserve"/>
+            </w:r>
+            <w:r>
+              <w:rPr>
+                <w:rFonts w:ascii="Arial" w:cs="Arial" w:eastAsia="Arial" w:hAnsi="Arial"/>
+                <w:b w:val="false"/>
+                <w:bCs w:val="false"/>
+                <w:i/>
+                <w:iCs/>
+                <w:color w:val="555555"/>
+                <w:sz w:val="20"/>
+                <w:szCs w:val="20"/>
+              </w:rPr>
+              <w:t xml:space="preserve">→ 3–2–1: Name 3 things learned, 2 new vocab words, 1 question you still have.</w:t>
             </w:r>
           </w:p>
         </w:tc>
@@ -1090,19 +1895,6 @@
                 <w:sz w:val="18"/>
                 <w:szCs w:val="18"/>
               </w:rPr>
-              <w:t xml:space="preserve"># Your code here</w:t>
-            </w:r>
-          </w:p>
-          <w:p>
-            <w:pPr>
-              <w:spacing w:after="20"/>
-            </w:pPr>
-            <w:r>
-              <w:rPr>
-                <w:rFonts w:ascii="Courier New" w:cs="Courier New" w:eastAsia="Courier New" w:hAnsi="Courier New"/>
-                <w:sz w:val="18"/>
-                <w:szCs w:val="18"/>
-              </w:rPr>
               <w:t xml:space="preserve">def calculate_discount(original_price, discount_percent):</w:t>
             </w:r>
           </w:p>
@@ -1142,7 +1934,7 @@
                 <w:sz w:val="18"/>
                 <w:szCs w:val="18"/>
               </w:rPr>
-              <w:t xml:space="preserve"># Test</w:t>
+              <w:t xml:space="preserve"> </w:t>
             </w:r>
           </w:p>
           <w:p>
@@ -1222,19 +2014,6 @@
                 <w:sz w:val="18"/>
                 <w:szCs w:val="18"/>
               </w:rPr>
-              <w:t xml:space="preserve"># Your code here</w:t>
-            </w:r>
-          </w:p>
-          <w:p>
-            <w:pPr>
-              <w:spacing w:after="20"/>
-            </w:pPr>
-            <w:r>
-              <w:rPr>
-                <w:rFonts w:ascii="Courier New" w:cs="Courier New" w:eastAsia="Courier New" w:hAnsi="Courier New"/>
-                <w:sz w:val="18"/>
-                <w:szCs w:val="18"/>
-              </w:rPr>
               <w:t xml:space="preserve">def validate_age(age):</w:t>
             </w:r>
           </w:p>
@@ -1274,7 +2053,7 @@
                 <w:sz w:val="18"/>
                 <w:szCs w:val="18"/>
               </w:rPr>
-              <w:t xml:space="preserve"># Test</w:t>
+              <w:t xml:space="preserve"> </w:t>
             </w:r>
           </w:p>
           <w:p>
@@ -1367,19 +2146,6 @@
                 <w:sz w:val="18"/>
                 <w:szCs w:val="18"/>
               </w:rPr>
-              <w:t xml:space="preserve"># Your code here</w:t>
-            </w:r>
-          </w:p>
-          <w:p>
-            <w:pPr>
-              <w:spacing w:after="20"/>
-            </w:pPr>
-            <w:r>
-              <w:rPr>
-                <w:rFonts w:ascii="Courier New" w:cs="Courier New" w:eastAsia="Courier New" w:hAnsi="Courier New"/>
-                <w:sz w:val="18"/>
-                <w:szCs w:val="18"/>
-              </w:rPr>
               <w:t xml:space="preserve">def double(n):</w:t>
             </w:r>
           </w:p>
@@ -1497,7 +2263,7 @@
                 <w:sz w:val="18"/>
                 <w:szCs w:val="18"/>
               </w:rPr>
-              <w:t xml:space="preserve"># Test</w:t>
+              <w:t xml:space="preserve"> </w:t>
             </w:r>
           </w:p>
           <w:p>
@@ -1577,19 +2343,6 @@
                 <w:sz w:val="18"/>
                 <w:szCs w:val="18"/>
               </w:rPr>
-              <w:t xml:space="preserve"># Your code here</w:t>
-            </w:r>
-          </w:p>
-          <w:p>
-            <w:pPr>
-              <w:spacing w:after="20"/>
-            </w:pPr>
-            <w:r>
-              <w:rPr>
-                <w:rFonts w:ascii="Courier New" w:cs="Courier New" w:eastAsia="Courier New" w:hAnsi="Courier New"/>
-                <w:sz w:val="18"/>
-                <w:szCs w:val="18"/>
-              </w:rPr>
               <w:t xml:space="preserve">def sum_list(numbers):</w:t>
             </w:r>
           </w:p>
@@ -1629,7 +2382,7 @@
                 <w:sz w:val="18"/>
                 <w:szCs w:val="18"/>
               </w:rPr>
-              <w:t xml:space="preserve"># Test</w:t>
+              <w:t xml:space="preserve"> </w:t>
             </w:r>
           </w:p>
           <w:p>
@@ -1709,19 +2462,6 @@
                 <w:sz w:val="18"/>
                 <w:szCs w:val="18"/>
               </w:rPr>
-              <w:t xml:space="preserve"># Your code here</w:t>
-            </w:r>
-          </w:p>
-          <w:p>
-            <w:pPr>
-              <w:spacing w:after="20"/>
-            </w:pPr>
-            <w:r>
-              <w:rPr>
-                <w:rFonts w:ascii="Courier New" w:cs="Courier New" w:eastAsia="Courier New" w:hAnsi="Courier New"/>
-                <w:sz w:val="18"/>
-                <w:szCs w:val="18"/>
-              </w:rPr>
               <w:t xml:space="preserve">def process_score(score):</w:t>
             </w:r>
           </w:p>
@@ -1761,7 +2501,7 @@
                 <w:sz w:val="18"/>
                 <w:szCs w:val="18"/>
               </w:rPr>
-              <w:t xml:space="preserve"># Test</w:t>
+              <w:t xml:space="preserve"> </w:t>
             </w:r>
           </w:p>
           <w:p>
@@ -1929,7 +2669,7 @@
           <w:sz w:val="20"/>
           <w:szCs w:val="20"/>
         </w:rPr>
-        <w:t xml:space="preserve">Challenge: Multiple Return Types Write a function process_score(score) that: - If score &gt;= 90: return ("A", True) (tuple: grade and "passing") - If 70 &lt;= score &lt; 90: return ("B/C", True) - If score &lt; 70: return ("D/F", False) ### Review Checklist Before the assessment, make sure you can: - [ ] Write</w:t>
+        <w:t xml:space="preserve">Challenge: Multiple Return Types Write a function process_score(score) that: - If score &gt;= 90: return ("A", True) (tuple: grade and "passing") - If 70  0: return True | | Function calls function | square(double(5)) | ### Practice More If you want additional practice: - See [Unit Practice](../UnitPra</w:t>
       </w:r>
     </w:p>
     <w:p>

--- a/Coding 1 - year/Unit 5 - Functions and Modularity/Daily Lesson Plans/Word/Day 117.docx
+++ b/Coding 1 - year/Unit 5 - Functions and Modularity/Daily Lesson Plans/Word/Day 117.docx
@@ -380,7 +380,7 @@
                 <w:sz w:val="20"/>
                 <w:szCs w:val="20"/>
               </w:rPr>
-              <w:t xml:space="preserve">    What do you already know about how to apply and explain the fundamentals: function definitions, parameters, arguments, and return values?</w:t>
+              <w:t xml:space="preserve">    Have you ever used and explain the fundamentals: function definitions, parameters, arguments, before? Where might and explain the fundamentals: function definitions, parameters, arguments, be useful in a real program?</w:t>
             </w:r>
             <w:r>
               <w:rPr>
@@ -477,7 +477,7 @@
                 <w:sz w:val="20"/>
                 <w:szCs w:val="20"/>
               </w:rPr>
-              <w:t xml:space="preserve">Today's Goal: By the end of class you will be able to apply and explain the fundamentals: function definitions, parameters, arguments, and return values.</w:t>
+              <w:t xml:space="preserve">Today’s Goal: By the end of class you will be able to apply and explain the fundamentals: function definitions, parameters, arguments, and return values.</w:t>
             </w:r>
             <w:r>
               <w:rPr>
@@ -1251,7 +1251,7 @@
                 <w:sz w:val="20"/>
                 <w:szCs w:val="20"/>
               </w:rPr>
-              <w:t xml:space="preserve">Quick Check: Apply and explain the fundamentals: function definitions, parameters, arguments, and return values?</w:t>
+              <w:t xml:space="preserve">Write the key syntax or steps for using and explain the fundamentals: function definitions, parameters, arguments,. What's one mistake beginners commonly make?</w:t>
             </w:r>
             <w:r>
               <w:rPr>

--- a/Coding 1 - year/Unit 5 - Functions and Modularity/Daily Lesson Plans/Word/Day 117.docx
+++ b/Coding 1 - year/Unit 5 - Functions and Modularity/Daily Lesson Plans/Word/Day 117.docx
@@ -446,7 +446,7 @@
                 <w:sz w:val="20"/>
                 <w:szCs w:val="20"/>
               </w:rPr>
-              <w:t xml:space="preserve">    • Parameter   •   Argument</w:t>
+              <w:t xml:space="preserve">    • Parameter   •   Argument   •   Forgetting the colon   •   Wrong indentation   •   Confusing parameters and arguments   •   Forgetting to return</w:t>
             </w:r>
             <w:r>
               <w:rPr>
@@ -645,6 +645,59 @@
             <w:r>
               <w:rPr>
                 <w:rFonts w:ascii="Arial" w:cs="Arial" w:eastAsia="Arial" w:hAnsi="Arial"/>
+                <w:b w:val="false"/>
+                <w:bCs w:val="false"/>
+                <w:i w:val="false"/>
+                <w:iCs w:val="false"/>
+                <w:color w:val="000000"/>
+                <w:sz w:val="20"/>
+                <w:szCs w:val="20"/>
+              </w:rPr>
+              <w:t xml:space="preserve">Before the assessment, make sure you can:</w:t>
+            </w:r>
+            <w:r>
+              <w:rPr>
+                <w:rFonts w:ascii="Arial" w:cs="Arial" w:eastAsia="Arial" w:hAnsi="Arial"/>
+                <w:sz w:val="20"/>
+                <w:szCs w:val="20"/>
+              </w:rPr>
+              <w:br/>
+              <w:t xml:space="preserve"/>
+            </w:r>
+            <w:r>
+              <w:rPr>
+                <w:rFonts w:ascii="Arial" w:cs="Arial" w:eastAsia="Arial" w:hAnsi="Arial"/>
+                <w:b w:val="false"/>
+                <w:bCs w:val="false"/>
+                <w:i w:val="false"/>
+                <w:iCs w:val="false"/>
+                <w:color w:val="000000"/>
+                <w:sz w:val="20"/>
+                <w:szCs w:val="20"/>
+              </w:rPr>
+              <w:t xml:space="preserve">1. Forgetting the colon after function definition</w:t>
+            </w:r>
+            <w:r>
+              <w:rPr>
+                <w:rFonts w:ascii="Arial" w:cs="Arial" w:eastAsia="Arial" w:hAnsi="Arial"/>
+                <w:sz w:val="20"/>
+                <w:szCs w:val="20"/>
+              </w:rPr>
+              <w:br/>
+              <w:t xml:space="preserve"/>
+            </w:r>
+            <w:r>
+              <w:rPr>
+                <w:rFonts w:ascii="Arial" w:cs="Arial" w:eastAsia="Arial" w:hAnsi="Arial"/>
+                <w:sz w:val="20"/>
+                <w:szCs w:val="20"/>
+              </w:rPr>
+              <w:br/>
+              <w:t xml:space="preserve"/>
+            </w:r>
+            <w:r>
+              <w:rPr>
+                <w:rFonts w:ascii="Arial" w:cs="Arial" w:eastAsia="Arial" w:hAnsi="Arial"/>
                 <w:b/>
                 <w:bCs/>
                 <w:i w:val="false"/>
@@ -873,7 +926,7 @@
                 <w:sz w:val="20"/>
                 <w:szCs w:val="20"/>
               </w:rPr>
-              <w:t xml:space="preserve">Parameter, Argument</w:t>
+              <w:t xml:space="preserve">Parameter, Argument, Forgetting the colon, Wrong indentation, Confusing parameters and arguments, Forgetting to return</w:t>
             </w:r>
             <w:r>
               <w:rPr>
@@ -1653,6 +1706,469 @@
           <w:szCs w:val="20"/>
         </w:rPr>
         <w:t xml:space="preserve">One function's return value becomes another's argument</w:t>
+      </w:r>
+    </w:p>
+    <w:p>
+      <w:pPr>
+        <w:spacing w:after="60"/>
+      </w:pPr>
+      <w:r>
+        <w:rPr>
+          <w:rFonts w:ascii="Arial" w:cs="Arial" w:eastAsia="Arial" w:hAnsi="Arial"/>
+          <w:sz w:val="20"/>
+          <w:szCs w:val="20"/>
+        </w:rPr>
+        <w:t xml:space="preserve">Before the assessment, make sure you can:</w:t>
+      </w:r>
+    </w:p>
+    <w:p>
+      <w:pPr>
+        <w:spacing w:after="60"/>
+        <w:ind w:left="360"/>
+      </w:pPr>
+      <w:r>
+        <w:rPr>
+          <w:rFonts w:ascii="Arial" w:cs="Arial" w:eastAsia="Arial" w:hAnsi="Arial"/>
+          <w:sz w:val="20"/>
+          <w:szCs w:val="20"/>
+        </w:rPr>
+        <w:t xml:space="preserve">• </w:t>
+      </w:r>
+      <w:r>
+        <w:rPr>
+          <w:rFonts w:ascii="Arial" w:cs="Arial" w:eastAsia="Arial" w:hAnsi="Arial"/>
+          <w:sz w:val="20"/>
+          <w:szCs w:val="20"/>
+        </w:rPr>
+        <w:t xml:space="preserve">[ ] Write a function with correct syntax</w:t>
+      </w:r>
+    </w:p>
+    <w:p>
+      <w:pPr>
+        <w:spacing w:after="60"/>
+        <w:ind w:left="360"/>
+      </w:pPr>
+      <w:r>
+        <w:rPr>
+          <w:rFonts w:ascii="Arial" w:cs="Arial" w:eastAsia="Arial" w:hAnsi="Arial"/>
+          <w:sz w:val="20"/>
+          <w:szCs w:val="20"/>
+        </w:rPr>
+        <w:t xml:space="preserve">• </w:t>
+      </w:r>
+      <w:r>
+        <w:rPr>
+          <w:rFonts w:ascii="Arial" w:cs="Arial" w:eastAsia="Arial" w:hAnsi="Arial"/>
+          <w:sz w:val="20"/>
+          <w:szCs w:val="20"/>
+        </w:rPr>
+        <w:t xml:space="preserve">[ ] Define parameters in a function</w:t>
+      </w:r>
+    </w:p>
+    <w:p>
+      <w:pPr>
+        <w:spacing w:after="60"/>
+        <w:ind w:left="360"/>
+      </w:pPr>
+      <w:r>
+        <w:rPr>
+          <w:rFonts w:ascii="Arial" w:cs="Arial" w:eastAsia="Arial" w:hAnsi="Arial"/>
+          <w:sz w:val="20"/>
+          <w:szCs w:val="20"/>
+        </w:rPr>
+        <w:t xml:space="preserve">• </w:t>
+      </w:r>
+      <w:r>
+        <w:rPr>
+          <w:rFonts w:ascii="Arial" w:cs="Arial" w:eastAsia="Arial" w:hAnsi="Arial"/>
+          <w:sz w:val="20"/>
+          <w:szCs w:val="20"/>
+        </w:rPr>
+        <w:t xml:space="preserve">[ ] Pass arguments when calling a function</w:t>
+      </w:r>
+    </w:p>
+    <w:p>
+      <w:pPr>
+        <w:spacing w:after="60"/>
+        <w:ind w:left="360"/>
+      </w:pPr>
+      <w:r>
+        <w:rPr>
+          <w:rFonts w:ascii="Arial" w:cs="Arial" w:eastAsia="Arial" w:hAnsi="Arial"/>
+          <w:sz w:val="20"/>
+          <w:szCs w:val="20"/>
+        </w:rPr>
+        <w:t xml:space="preserve">• </w:t>
+      </w:r>
+      <w:r>
+        <w:rPr>
+          <w:rFonts w:ascii="Arial" w:cs="Arial" w:eastAsia="Arial" w:hAnsi="Arial"/>
+          <w:sz w:val="20"/>
+          <w:szCs w:val="20"/>
+        </w:rPr>
+        <w:t xml:space="preserve">[ ] Write a function that returns a value</w:t>
+      </w:r>
+    </w:p>
+    <w:p>
+      <w:pPr>
+        <w:spacing w:after="60"/>
+        <w:ind w:left="360"/>
+      </w:pPr>
+      <w:r>
+        <w:rPr>
+          <w:rFonts w:ascii="Arial" w:cs="Arial" w:eastAsia="Arial" w:hAnsi="Arial"/>
+          <w:sz w:val="20"/>
+          <w:szCs w:val="20"/>
+        </w:rPr>
+        <w:t xml:space="preserve">• </w:t>
+      </w:r>
+      <w:r>
+        <w:rPr>
+          <w:rFonts w:ascii="Arial" w:cs="Arial" w:eastAsia="Arial" w:hAnsi="Arial"/>
+          <w:sz w:val="20"/>
+          <w:szCs w:val="20"/>
+        </w:rPr>
+        <w:t xml:space="preserve">[ ] Use a returned value in my program</w:t>
+      </w:r>
+    </w:p>
+    <w:p>
+      <w:pPr>
+        <w:spacing w:after="60"/>
+        <w:ind w:left="360"/>
+      </w:pPr>
+      <w:r>
+        <w:rPr>
+          <w:rFonts w:ascii="Arial" w:cs="Arial" w:eastAsia="Arial" w:hAnsi="Arial"/>
+          <w:sz w:val="20"/>
+          <w:szCs w:val="20"/>
+        </w:rPr>
+        <w:t xml:space="preserve">• </w:t>
+      </w:r>
+      <w:r>
+        <w:rPr>
+          <w:rFonts w:ascii="Arial" w:cs="Arial" w:eastAsia="Arial" w:hAnsi="Arial"/>
+          <w:sz w:val="20"/>
+          <w:szCs w:val="20"/>
+        </w:rPr>
+        <w:t xml:space="preserve">[ ] Call one function from inside another</w:t>
+      </w:r>
+    </w:p>
+    <w:p>
+      <w:pPr>
+        <w:spacing w:after="60"/>
+        <w:ind w:left="360"/>
+      </w:pPr>
+      <w:r>
+        <w:rPr>
+          <w:rFonts w:ascii="Arial" w:cs="Arial" w:eastAsia="Arial" w:hAnsi="Arial"/>
+          <w:sz w:val="20"/>
+          <w:szCs w:val="20"/>
+        </w:rPr>
+        <w:t xml:space="preserve">• </w:t>
+      </w:r>
+      <w:r>
+        <w:rPr>
+          <w:rFonts w:ascii="Arial" w:cs="Arial" w:eastAsia="Arial" w:hAnsi="Arial"/>
+          <w:sz w:val="20"/>
+          <w:szCs w:val="20"/>
+        </w:rPr>
+        <w:t xml:space="preserve">[ ] Identify what will be returned by a function</w:t>
+      </w:r>
+    </w:p>
+    <w:p>
+      <w:pPr>
+        <w:spacing w:after="60"/>
+        <w:ind w:left="360"/>
+      </w:pPr>
+      <w:r>
+        <w:rPr>
+          <w:rFonts w:ascii="Arial" w:cs="Arial" w:eastAsia="Arial" w:hAnsi="Arial"/>
+          <w:sz w:val="20"/>
+          <w:szCs w:val="20"/>
+        </w:rPr>
+        <w:t xml:space="preserve">• </w:t>
+      </w:r>
+      <w:r>
+        <w:rPr>
+          <w:rFonts w:ascii="Arial" w:cs="Arial" w:eastAsia="Arial" w:hAnsi="Arial"/>
+          <w:sz w:val="20"/>
+          <w:szCs w:val="20"/>
+        </w:rPr>
+        <w:t xml:space="preserve">[ ] Understand the difference between parameters and arguments</w:t>
+      </w:r>
+    </w:p>
+    <w:p>
+      <w:pPr>
+        <w:spacing w:after="60"/>
+        <w:ind w:left="360"/>
+      </w:pPr>
+      <w:r>
+        <w:rPr>
+          <w:rFonts w:ascii="Arial" w:cs="Arial" w:eastAsia="Arial" w:hAnsi="Arial"/>
+          <w:sz w:val="20"/>
+          <w:szCs w:val="20"/>
+        </w:rPr>
+        <w:t xml:space="preserve">• </w:t>
+      </w:r>
+      <w:r>
+        <w:rPr>
+          <w:rFonts w:ascii="Arial" w:cs="Arial" w:eastAsia="Arial" w:hAnsi="Arial"/>
+          <w:sz w:val="20"/>
+          <w:szCs w:val="20"/>
+        </w:rPr>
+        <w:t xml:space="preserve">[ ] Write a function that returns different types based on conditions</w:t>
+      </w:r>
+    </w:p>
+    <w:p>
+      <w:pPr>
+        <w:spacing w:after="60"/>
+      </w:pPr>
+      <w:r>
+        <w:rPr>
+          <w:rFonts w:ascii="Arial" w:cs="Arial" w:eastAsia="Arial" w:hAnsi="Arial"/>
+          <w:sz w:val="20"/>
+          <w:szCs w:val="20"/>
+        </w:rPr>
+        <w:t xml:space="preserve">1. Forgetting the colon after function definition</w:t>
+      </w:r>
+    </w:p>
+    <w:p>
+      <w:pPr>
+        <w:spacing w:after="60"/>
+      </w:pPr>
+      <w:r>
+        <w:rPr>
+          <w:rFonts w:ascii="Arial" w:cs="Arial" w:eastAsia="Arial" w:hAnsi="Arial"/>
+          <w:sz w:val="20"/>
+          <w:szCs w:val="20"/>
+        </w:rPr>
+        <w:t xml:space="preserve">2. Wrong indentation in function body</w:t>
+      </w:r>
+    </w:p>
+    <w:p>
+      <w:pPr>
+        <w:spacing w:after="60"/>
+      </w:pPr>
+      <w:r>
+        <w:rPr>
+          <w:rFonts w:ascii="Arial" w:cs="Arial" w:eastAsia="Arial" w:hAnsi="Arial"/>
+          <w:sz w:val="20"/>
+          <w:szCs w:val="20"/>
+        </w:rPr>
+        <w:t xml:space="preserve">3. Confusing parameters and arguments — parameters are in def line, arguments are in call</w:t>
+      </w:r>
+    </w:p>
+    <w:p>
+      <w:pPr>
+        <w:spacing w:after="60"/>
+      </w:pPr>
+      <w:r>
+        <w:rPr>
+          <w:rFonts w:ascii="Arial" w:cs="Arial" w:eastAsia="Arial" w:hAnsi="Arial"/>
+          <w:sz w:val="20"/>
+          <w:szCs w:val="20"/>
+        </w:rPr>
+        <w:t xml:space="preserve">4. Forgetting to return — printing is not returning</w:t>
+      </w:r>
+    </w:p>
+    <w:p>
+      <w:pPr>
+        <w:spacing w:after="60"/>
+      </w:pPr>
+      <w:r>
+        <w:rPr>
+          <w:rFonts w:ascii="Arial" w:cs="Arial" w:eastAsia="Arial" w:hAnsi="Arial"/>
+          <w:sz w:val="20"/>
+          <w:szCs w:val="20"/>
+        </w:rPr>
+        <w:t xml:space="preserve">5. Not understanding call order — code after a return doesn't execute</w:t>
+      </w:r>
+    </w:p>
+    <w:p>
+      <w:pPr>
+        <w:spacing w:after="60"/>
+      </w:pPr>
+      <w:r>
+        <w:rPr>
+          <w:rFonts w:ascii="Arial" w:cs="Arial" w:eastAsia="Arial" w:hAnsi="Arial"/>
+          <w:sz w:val="20"/>
+          <w:szCs w:val="20"/>
+        </w:rPr>
+        <w:t xml:space="preserve">6. Modifying a list without realizing it's passed by reference</w:t>
+      </w:r>
+    </w:p>
+    <w:p>
+      <w:pPr>
+        <w:spacing w:after="60"/>
+      </w:pPr>
+      <w:r>
+        <w:rPr>
+          <w:rFonts w:ascii="Arial" w:cs="Arial" w:eastAsia="Arial" w:hAnsi="Arial"/>
+          <w:sz w:val="20"/>
+          <w:szCs w:val="20"/>
+        </w:rPr>
+        <w:t xml:space="preserve">| Concept | Example |</w:t>
+      </w:r>
+    </w:p>
+    <w:p>
+      <w:pPr>
+        <w:spacing w:after="60"/>
+      </w:pPr>
+      <w:r>
+        <w:rPr>
+          <w:rFonts w:ascii="Arial" w:cs="Arial" w:eastAsia="Arial" w:hAnsi="Arial"/>
+          <w:sz w:val="20"/>
+          <w:szCs w:val="20"/>
+        </w:rPr>
+        <w:t xml:space="preserve">|||</w:t>
+      </w:r>
+    </w:p>
+    <w:p>
+      <w:pPr>
+        <w:spacing w:after="60"/>
+      </w:pPr>
+      <w:r>
+        <w:rPr>
+          <w:rFonts w:ascii="Arial" w:cs="Arial" w:eastAsia="Arial" w:hAnsi="Arial"/>
+          <w:sz w:val="20"/>
+          <w:szCs w:val="20"/>
+        </w:rPr>
+        <w:t xml:space="preserve">| Define function | def add(a, b): |</w:t>
+      </w:r>
+    </w:p>
+    <w:p>
+      <w:pPr>
+        <w:spacing w:after="60"/>
+      </w:pPr>
+      <w:r>
+        <w:rPr>
+          <w:rFonts w:ascii="Arial" w:cs="Arial" w:eastAsia="Arial" w:hAnsi="Arial"/>
+          <w:sz w:val="20"/>
+          <w:szCs w:val="20"/>
+        </w:rPr>
+        <w:t xml:space="preserve">| Call function | result = add(5, 3) |</w:t>
+      </w:r>
+    </w:p>
+    <w:p>
+      <w:pPr>
+        <w:spacing w:after="60"/>
+      </w:pPr>
+      <w:r>
+        <w:rPr>
+          <w:rFonts w:ascii="Arial" w:cs="Arial" w:eastAsia="Arial" w:hAnsi="Arial"/>
+          <w:sz w:val="20"/>
+          <w:szCs w:val="20"/>
+        </w:rPr>
+        <w:t xml:space="preserve">| Return value | return a + b |</w:t>
+      </w:r>
+    </w:p>
+    <w:p>
+      <w:pPr>
+        <w:spacing w:after="60"/>
+      </w:pPr>
+      <w:r>
+        <w:rPr>
+          <w:rFonts w:ascii="Arial" w:cs="Arial" w:eastAsia="Arial" w:hAnsi="Arial"/>
+          <w:sz w:val="20"/>
+          <w:szCs w:val="20"/>
+        </w:rPr>
+        <w:t xml:space="preserve">| Function with loop | for x in items: total += x |</w:t>
+      </w:r>
+    </w:p>
+    <w:p>
+      <w:pPr>
+        <w:spacing w:after="60"/>
+      </w:pPr>
+      <w:r>
+        <w:rPr>
+          <w:rFonts w:ascii="Arial" w:cs="Arial" w:eastAsia="Arial" w:hAnsi="Arial"/>
+          <w:sz w:val="20"/>
+          <w:szCs w:val="20"/>
+        </w:rPr>
+        <w:t xml:space="preserve">| Function with conditional | if x &gt; 0: return True |</w:t>
+      </w:r>
+    </w:p>
+    <w:p>
+      <w:pPr>
+        <w:spacing w:after="60"/>
+      </w:pPr>
+      <w:r>
+        <w:rPr>
+          <w:rFonts w:ascii="Arial" w:cs="Arial" w:eastAsia="Arial" w:hAnsi="Arial"/>
+          <w:sz w:val="20"/>
+          <w:szCs w:val="20"/>
+        </w:rPr>
+        <w:t xml:space="preserve">| Function calls function | square(double(5)) |</w:t>
+      </w:r>
+    </w:p>
+    <w:p>
+      <w:pPr>
+        <w:spacing w:after="60"/>
+      </w:pPr>
+      <w:r>
+        <w:rPr>
+          <w:rFonts w:ascii="Arial" w:cs="Arial" w:eastAsia="Arial" w:hAnsi="Arial"/>
+          <w:sz w:val="20"/>
+          <w:szCs w:val="20"/>
+        </w:rPr>
+        <w:t xml:space="preserve">If you want additional practice:</w:t>
+      </w:r>
+    </w:p>
+    <w:p>
+      <w:pPr>
+        <w:spacing w:after="60"/>
+        <w:ind w:left="360"/>
+      </w:pPr>
+      <w:r>
+        <w:rPr>
+          <w:rFonts w:ascii="Arial" w:cs="Arial" w:eastAsia="Arial" w:hAnsi="Arial"/>
+          <w:sz w:val="20"/>
+          <w:szCs w:val="20"/>
+        </w:rPr>
+        <w:t xml:space="preserve">• </w:t>
+      </w:r>
+      <w:r>
+        <w:rPr>
+          <w:rFonts w:ascii="Arial" w:cs="Arial" w:eastAsia="Arial" w:hAnsi="Arial"/>
+          <w:sz w:val="20"/>
+          <w:szCs w:val="20"/>
+        </w:rPr>
+        <w:t xml:space="preserve">See [Unit Practice](../UnitPractice.md) for 25 problems (with answers)</w:t>
+      </w:r>
+    </w:p>
+    <w:p>
+      <w:pPr>
+        <w:spacing w:after="60"/>
+        <w:ind w:left="360"/>
+      </w:pPr>
+      <w:r>
+        <w:rPr>
+          <w:rFonts w:ascii="Arial" w:cs="Arial" w:eastAsia="Arial" w:hAnsi="Arial"/>
+          <w:sz w:val="20"/>
+          <w:szCs w:val="20"/>
+        </w:rPr>
+        <w:t xml:space="preserve">• </w:t>
+      </w:r>
+      <w:r>
+        <w:rPr>
+          <w:rFonts w:ascii="Arial" w:cs="Arial" w:eastAsia="Arial" w:hAnsi="Arial"/>
+          <w:sz w:val="20"/>
+          <w:szCs w:val="20"/>
+        </w:rPr>
+        <w:t xml:space="preserve">See [Reference Guide](../ReferenceGuide.md) for syntax reminders</w:t>
+      </w:r>
+    </w:p>
+    <w:p>
+      <w:pPr>
+        <w:spacing w:after="60"/>
+      </w:pPr>
+      <w:r>
+        <w:rPr>
+          <w:rFonts w:ascii="Arial" w:cs="Arial" w:eastAsia="Arial" w:hAnsi="Arial"/>
+          <w:sz w:val="20"/>
+          <w:szCs w:val="20"/>
+        </w:rPr>
+        <w:t xml:space="preserve">Day 118 reviews scope and composition. Day 119 is the unit assessment.</w:t>
       </w:r>
     </w:p>
     <w:p>
@@ -2669,7 +3185,7 @@
           <w:sz w:val="20"/>
           <w:szCs w:val="20"/>
         </w:rPr>
-        <w:t xml:space="preserve">Challenge: Multiple Return Types Write a function process_score(score) that: - If score &gt;= 90: return ("A", True) (tuple: grade and "passing") - If 70  0: return True | | Function calls function | square(double(5)) | ### Practice More If you want additional practice: - See [Unit Practice](../UnitPra</w:t>
+        <w:t xml:space="preserve">Challenge: Multiple Return Types Write a function process_score(score) that: - If score &gt;= 90: return ("A", True) (tuple: grade and "passing") - If 70 &lt;= score &lt; 90: return ("B/C", True) - If score &lt; 70: return ("D/F", False)</w:t>
       </w:r>
     </w:p>
     <w:p>
